--- a/Work/2021180023_LKA/WorkLog/이규아_작업일지_2주차.docx
+++ b/Work/2021180023_LKA/WorkLog/이규아_작업일지_2주차.docx
@@ -313,9 +313,6 @@
         <w:tabs>
           <w:tab w:val="left" w:pos="2765"/>
         </w:tabs>
-        <w:rPr>
-          <w:rFonts w:hint="eastAsia"/>
-        </w:rPr>
       </w:pPr>
       <w:r>
         <w:rPr>
@@ -439,9 +436,6 @@
         <w:tabs>
           <w:tab w:val="left" w:pos="2765"/>
         </w:tabs>
-        <w:rPr>
-          <w:rFonts w:hint="eastAsia"/>
-        </w:rPr>
       </w:pPr>
       <w:r>
         <w:rPr>
@@ -483,10 +477,29 @@
         <w:tabs>
           <w:tab w:val="left" w:pos="2765"/>
         </w:tabs>
-        <w:rPr>
-          <w:rFonts w:hint="eastAsia"/>
-        </w:rPr>
-      </w:pPr>
+      </w:pPr>
+      <w:r>
+        <w:rPr>
+          <w:rFonts w:hint="eastAsia"/>
+        </w:rPr>
+        <w:t>조력자&amp;적 AI 관련 구현 내용 토의</w:t>
+      </w:r>
+    </w:p>
+    <w:p>
+      <w:pPr>
+        <w:tabs>
+          <w:tab w:val="left" w:pos="2765"/>
+        </w:tabs>
+        <w:rPr>
+          <w:rFonts w:hint="eastAsia"/>
+        </w:rPr>
+      </w:pPr>
+      <w:r>
+        <w:rPr>
+          <w:rFonts w:hint="eastAsia"/>
+        </w:rPr>
+        <w:t>개발할 기능 및 기술 내용 회의</w:t>
+      </w:r>
     </w:p>
     <w:tbl>
       <w:tblPr>
@@ -715,6 +728,7 @@
                 <w:b/>
                 <w:bCs/>
               </w:rPr>
+              <w:lastRenderedPageBreak/>
               <w:t>다음주 할일</w:t>
             </w:r>
           </w:p>
@@ -736,6 +750,12 @@
               </w:rPr>
               <w:t xml:space="preserve">1. </w:t>
             </w:r>
+            <w:r>
+              <w:rPr>
+                <w:rFonts w:hint="eastAsia"/>
+              </w:rPr>
+              <w:t>조력자 기능 추가</w:t>
+            </w:r>
           </w:p>
           <w:p>
             <w:pPr>
@@ -773,7 +793,6 @@
                 <w:b/>
                 <w:bCs/>
               </w:rPr>
-              <w:lastRenderedPageBreak/>
               <w:t>지도 교수</w:t>
             </w:r>
           </w:p>
